--- a/public/cmod.docx
+++ b/public/cmod.docx
@@ -8,12 +8,12 @@
         <w:jc w:val="center"/>
       </w:pPr>
       <w:r>
-        <w:t>W2QTI – Word Document Template</w:t>
+        <w:t>W2QTI – Modèle de document Word</w:t>
       </w:r>
     </w:p>
     <w:p>
       <w:r>
-        <w:t>This document is a template for the W2QTI converter. Copy your questions below following the exact format shown.</w:t>
+        <w:t>Utilisez ce modèle pour créer vos questions à choix multiple. Respectez le format ci-dessous : liste numérotée pour les questions, liste à puces pour les réponses, et mettez la bonne réponse en gras.</w:t>
       </w:r>
     </w:p>
     <w:p>
@@ -21,7 +21,7 @@
         <w:pStyle w:val="Heading1"/>
       </w:pPr>
       <w:r>
-        <w:t>Format Rules</w:t>
+        <w:t>Règles de format</w:t>
       </w:r>
     </w:p>
     <w:p>
@@ -29,7 +29,7 @@
         <w:pStyle w:val="ListBullet"/>
       </w:pPr>
       <w:r>
-        <w:t>Question: number + period + space + question text</w:t>
+        <w:t>Questions : utilisez une liste numérotée Word (style « List Number »)</w:t>
       </w:r>
     </w:p>
     <w:p>
@@ -37,7 +37,7 @@
         <w:pStyle w:val="ListBullet"/>
       </w:pPr>
       <w:r>
-        <w:t>Answer: letter + period + space + answer text</w:t>
+        <w:t>Réponses : utilisez une liste à puces Word (style « List Bullet ») sous chaque question</w:t>
       </w:r>
     </w:p>
     <w:p>
@@ -45,7 +45,7 @@
         <w:pStyle w:val="ListBullet"/>
       </w:pPr>
       <w:r>
-        <w:t>Correct answer: add * at the very end of the line (no trailing space!)</w:t>
+        <w:t>Bonne réponse : mettez le texte en GRAS dans Word</w:t>
       </w:r>
     </w:p>
     <w:p>
@@ -53,15 +53,7 @@
         <w:pStyle w:val="ListBullet"/>
       </w:pPr>
       <w:r>
-        <w:t>Separator between questions: one empty line</w:t>
-      </w:r>
-    </w:p>
-    <w:p>
-      <w:pPr>
-        <w:pStyle w:val="ListBullet"/>
-      </w:pPr>
-      <w:r>
-        <w:t>End of document: exactly one empty line</w:t>
+        <w:t>Plusieurs bonnes réponses : mettez plusieurs réponses en gras (choix multiple)</w:t>
       </w:r>
     </w:p>
     <w:p/>
@@ -70,10 +62,10 @@
         <w:rPr>
           <w:b/>
         </w:rPr>
-        <w:t xml:space="preserve">⚠ Warning: </w:t>
+        <w:t xml:space="preserve">Conseil : </w:t>
       </w:r>
       <w:r>
-        <w:t>A space after the * will break the parser. The asterisk must be the very last character of the answer line.</w:t>
+        <w:t>Pas besoin d'étoile (*), de numérotation manuelle, ni de ligne vide entre les questions. Word gère tout cela pour vous.</w:t>
       </w:r>
     </w:p>
     <w:p>
@@ -81,96 +73,165 @@
         <w:pStyle w:val="Heading1"/>
       </w:pPr>
       <w:r>
-        <w:t>Examples</w:t>
+        <w:t>Exemples</w:t>
       </w:r>
     </w:p>
     <w:p>
+      <w:pPr>
+        <w:pStyle w:val="ListNumber"/>
+      </w:pPr>
       <w:r>
-        <w:t>1. Which of the following is the capital of France?</w:t>
+        <w:t>Quelle est la capitale de la France ?</w:t>
       </w:r>
     </w:p>
     <w:p>
+      <w:pPr>
+        <w:pStyle w:val="ListBullet"/>
+      </w:pPr>
       <w:r>
-        <w:t>a. London</w:t>
+        <w:t>Londres</w:t>
       </w:r>
     </w:p>
     <w:p>
+      <w:pPr>
+        <w:pStyle w:val="ListBullet"/>
+      </w:pPr>
       <w:r>
-        <w:t>b. Berlin</w:t>
+        <w:rPr>
+          <w:b/>
+          <w:color w:val="007000"/>
+        </w:rPr>
+        <w:t>Paris</w:t>
       </w:r>
     </w:p>
     <w:p>
+      <w:pPr>
+        <w:pStyle w:val="ListBullet"/>
+      </w:pPr>
       <w:r>
-        <w:rPr>
-          <w:color w:val="008000"/>
-        </w:rPr>
-        <w:t>c. Paris*</w:t>
+        <w:t>Berlin</w:t>
       </w:r>
     </w:p>
     <w:p>
+      <w:pPr>
+        <w:pStyle w:val="ListBullet"/>
+      </w:pPr>
       <w:r>
-        <w:t>d. Madrid</w:t>
+        <w:t>Madrid</w:t>
+      </w:r>
+    </w:p>
+    <w:p>
+      <w:pPr>
+        <w:pStyle w:val="ListNumber"/>
+      </w:pPr>
+      <w:r>
+        <w:t>Quel est le symbole chimique de l'eau ?</w:t>
+      </w:r>
+    </w:p>
+    <w:p>
+      <w:pPr>
+        <w:pStyle w:val="ListBullet"/>
+      </w:pPr>
+      <w:r>
+        <w:t>CO₂</w:t>
+      </w:r>
+    </w:p>
+    <w:p>
+      <w:pPr>
+        <w:pStyle w:val="ListBullet"/>
+      </w:pPr>
+      <w:r>
+        <w:rPr>
+          <w:b/>
+          <w:color w:val="007000"/>
+        </w:rPr>
+        <w:t>H₂O</w:t>
+      </w:r>
+    </w:p>
+    <w:p>
+      <w:pPr>
+        <w:pStyle w:val="ListBullet"/>
+      </w:pPr>
+      <w:r>
+        <w:t>NaCl</w:t>
+      </w:r>
+    </w:p>
+    <w:p>
+      <w:pPr>
+        <w:pStyle w:val="ListBullet"/>
+      </w:pPr>
+      <w:r>
+        <w:t>O₂</w:t>
+      </w:r>
+    </w:p>
+    <w:p>
+      <w:pPr>
+        <w:pStyle w:val="ListNumber"/>
+      </w:pPr>
+      <w:r>
+        <w:t>Lesquels sont des nombres premiers ? (plusieurs bonnes réponses)</w:t>
+      </w:r>
+    </w:p>
+    <w:p>
+      <w:pPr>
+        <w:pStyle w:val="ListBullet"/>
+      </w:pPr>
+      <w:r>
+        <w:t>4</w:t>
+      </w:r>
+    </w:p>
+    <w:p>
+      <w:pPr>
+        <w:pStyle w:val="ListBullet"/>
+      </w:pPr>
+      <w:r>
+        <w:rPr>
+          <w:b/>
+          <w:color w:val="007000"/>
+        </w:rPr>
+        <w:t>7</w:t>
+      </w:r>
+    </w:p>
+    <w:p>
+      <w:pPr>
+        <w:pStyle w:val="ListBullet"/>
+      </w:pPr>
+      <w:r>
+        <w:t>9</w:t>
+      </w:r>
+    </w:p>
+    <w:p>
+      <w:pPr>
+        <w:pStyle w:val="ListBullet"/>
+      </w:pPr>
+      <w:r>
+        <w:rPr>
+          <w:b/>
+          <w:color w:val="007000"/>
+        </w:rPr>
+        <w:t>11</w:t>
+      </w:r>
+    </w:p>
+    <w:p>
+      <w:pPr>
+        <w:pStyle w:val="ListBullet"/>
+      </w:pPr>
+      <w:r>
+        <w:t>15</w:t>
       </w:r>
     </w:p>
     <w:p/>
     <w:p>
       <w:r>
-        <w:t>2. What is the chemical symbol for water?</w:t>
+        <w:rPr>
+          <w:b/>
+        </w:rPr>
+        <w:t xml:space="preserve">Note : </w:t>
+      </w:r>
+      <w:r>
+        <w:t>Les réponses en gras (et en vert ici pour la lisibilité) seront reconnues comme correctes par le convertisseur. Dans votre propre document, seul le gras est nécessaire.</w:t>
       </w:r>
     </w:p>
-    <w:p>
-      <w:r>
-        <w:t>a. CO2</w:t>
-      </w:r>
-    </w:p>
-    <w:p>
-      <w:r>
-        <w:rPr>
-          <w:color w:val="008000"/>
-        </w:rPr>
-        <w:t>b. H2O*</w:t>
-      </w:r>
-    </w:p>
-    <w:p>
-      <w:r>
-        <w:t>c. NaCl</w:t>
-      </w:r>
-    </w:p>
-    <w:p>
-      <w:r>
-        <w:t>d. O2</w:t>
-      </w:r>
-    </w:p>
-    <w:p/>
-    <w:p>
-      <w:r>
-        <w:t>3. Which planet is closest to the Sun?</w:t>
-      </w:r>
-    </w:p>
-    <w:p>
-      <w:r>
-        <w:t>a. Venus</w:t>
-      </w:r>
-    </w:p>
-    <w:p>
-      <w:r>
-        <w:t>b. Earth</w:t>
-      </w:r>
-    </w:p>
-    <w:p>
-      <w:r>
-        <w:t>c. Mars</w:t>
-      </w:r>
-    </w:p>
-    <w:p>
-      <w:r>
-        <w:rPr>
-          <w:color w:val="008000"/>
-        </w:rPr>
-        <w:t>d. Mercury*</w:t>
-      </w:r>
-    </w:p>
-    <w:p/>
     <w:sectPr>
       <w:pgSz w:w="12240" w:h="15840"/>
       <w:pgMar w:top="1440" w:right="1800" w:bottom="1440" w:left="1800" w:header="720" w:footer="720" w:gutter="0"/>
